--- a/documentos/Practica29deSeptiembre.docx
+++ b/documentos/Practica29deSeptiembre.docx
@@ -2,7 +2,1199 @@
 <file path=word/document.xml><?xml version="1.0" encoding="utf-8"?>
 <w:document xmlns:wpc="http://schemas.microsoft.com/office/word/2010/wordprocessingCanvas" xmlns:cx="http://schemas.microsoft.com/office/drawing/2014/chartex" xmlns:cx1="http://schemas.microsoft.com/office/drawing/2015/9/8/chartex" xmlns:cx2="http://schemas.microsoft.com/office/drawing/2015/10/21/chartex" xmlns:cx3="http://schemas.microsoft.com/office/drawing/2016/5/9/chartex" xmlns:cx4="http://schemas.microsoft.com/office/drawing/2016/5/10/chartex" xmlns:cx5="http://schemas.microsoft.com/office/drawing/2016/5/11/chartex" xmlns:cx6="http://schemas.microsoft.com/office/drawing/2016/5/12/chartex" xmlns:cx7="http://schemas.microsoft.com/office/drawing/2016/5/13/chartex" xmlns:cx8="http://schemas.microsoft.com/office/drawing/2016/5/14/chartex" xmlns:mc="http://schemas.openxmlformats.org/markup-compatibility/2006" xmlns:aink="http://schemas.microsoft.com/office/drawing/2016/ink" xmlns:am3d="http://schemas.microsoft.com/office/drawing/2017/model3d" xmlns:o="urn:schemas-microsoft-com:office:office" xmlns:oel="http://schemas.microsoft.com/office/2019/extlst" xmlns:r="http://schemas.openxmlformats.org/officeDocument/2006/relationships" xmlns:m="http://schemas.openxmlformats.org/officeDocument/2006/math" xmlns:v="urn:schemas-microsoft-com:vml" xmlns:wp14="http://schemas.microsoft.com/office/word/2010/wordprocessingDrawing" xmlns:wp="http://schemas.openxmlformats.org/drawingml/2006/wordprocessingDrawing" xmlns:w10="urn:schemas-microsoft-com:office:word" xmlns:w="http://schemas.openxmlformats.org/wordprocessingml/2006/main" xmlns:w14="http://schemas.microsoft.com/office/word/2010/wordml" xmlns:w15="http://schemas.microsoft.com/office/word/2012/wordml" xmlns:w16cex="http://schemas.microsoft.com/office/word/2018/wordml/cex" xmlns:w16cid="http://schemas.microsoft.com/office/word/2016/wordml/cid" xmlns:w16="http://schemas.microsoft.com/office/word/2018/wordml" xmlns:w16du="http://schemas.microsoft.com/office/word/2023/wordml/word16du" xmlns:w16sdtdh="http://schemas.microsoft.com/office/word/2020/wordml/sdtdatahash" xmlns:w16sdtfl="http://schemas.microsoft.com/office/word/2024/wordml/sdtformatlock" xmlns:w16se="http://schemas.microsoft.com/office/word/2015/wordml/symex" xmlns:wpg="http://schemas.microsoft.com/office/word/2010/wordprocessingGroup" xmlns:wpi="http://schemas.microsoft.com/office/word/2010/wordprocessingInk" xmlns:wne="http://schemas.microsoft.com/office/word/2006/wordml" xmlns:wps="http://schemas.microsoft.com/office/word/2010/wordprocessingShape" mc:Ignorable="w14 w15 w16se w16cid w16 w16cex w16sdtdh w16sdtfl w16du wp14">
   <w:body>
+    <w:p>
+      <w:r>
+        <w:t>Uriel Villalobos Juarez     GTIR246</w:t>
+      </w:r>
+      <w:r>
+        <w:tab/>
+      </w:r>
+      <w:r>
+        <w:tab/>
+      </w:r>
+      <w:r>
+        <w:tab/>
+      </w:r>
+      <w:r>
+        <w:tab/>
+      </w:r>
+      <w:r>
+        <w:tab/>
+        <w:t>Programación de redes</w:t>
+      </w:r>
+    </w:p>
+    <w:p>
+      <w:r>
+        <w:t>Actividad 1</w:t>
+      </w:r>
+    </w:p>
+    <w:p>
+      <w:pPr>
+        <w:ind w:left="720" w:hanging="360"/>
+      </w:pPr>
+      <w:r>
+        <w:t>Parte 1:</w:t>
+      </w:r>
+    </w:p>
+    <w:p>
+      <w:pPr>
+        <w:pStyle w:val="Prrafodelista"/>
+        <w:numPr>
+          <w:ilvl w:val="0"/>
+          <w:numId w:val="1"/>
+        </w:numPr>
+      </w:pPr>
+      <w:r>
+        <w:t>Identificación de Pares: Enumera tres claves (</w:t>
+      </w:r>
+      <w:proofErr w:type="spellStart"/>
+      <w:r>
+        <w:t>keys</w:t>
+      </w:r>
+      <w:proofErr w:type="spellEnd"/>
+      <w:r>
+        <w:t>) presentes en el nivel superior del objeto JSON.</w:t>
+      </w:r>
+    </w:p>
+    <w:p>
+      <w:pPr>
+        <w:pStyle w:val="Prrafodelista"/>
+        <w:numPr>
+          <w:ilvl w:val="0"/>
+          <w:numId w:val="2"/>
+        </w:numPr>
+      </w:pPr>
+      <w:r>
+        <w:t>"</w:t>
+      </w:r>
+      <w:proofErr w:type="spellStart"/>
+      <w:r>
+        <w:t>hostname</w:t>
+      </w:r>
+      <w:proofErr w:type="spellEnd"/>
+      <w:r>
+        <w:t>": "R1-Core"</w:t>
+      </w:r>
+    </w:p>
+    <w:p>
+      <w:pPr>
+        <w:pStyle w:val="Prrafodelista"/>
+        <w:numPr>
+          <w:ilvl w:val="0"/>
+          <w:numId w:val="2"/>
+        </w:numPr>
+      </w:pPr>
+      <w:r>
+        <w:t>"</w:t>
+      </w:r>
+      <w:proofErr w:type="spellStart"/>
+      <w:r>
+        <w:t>name</w:t>
+      </w:r>
+      <w:proofErr w:type="spellEnd"/>
+      <w:r>
+        <w:t>": "GigabitEthernet0/0"</w:t>
+      </w:r>
+    </w:p>
+    <w:p>
+      <w:pPr>
+        <w:pStyle w:val="Prrafodelista"/>
+        <w:numPr>
+          <w:ilvl w:val="0"/>
+          <w:numId w:val="2"/>
+        </w:numPr>
+      </w:pPr>
+      <w:r>
+        <w:t>"</w:t>
+      </w:r>
+      <w:proofErr w:type="spellStart"/>
+      <w:r>
+        <w:t>name</w:t>
+      </w:r>
+      <w:proofErr w:type="spellEnd"/>
+      <w:r>
+        <w:t>": "GigabitEthernet0/1</w:t>
+      </w:r>
+      <w:r>
+        <w:t>”</w:t>
+      </w:r>
+    </w:p>
+    <w:p>
+      <w:pPr>
+        <w:pStyle w:val="Prrafodelista"/>
+        <w:numPr>
+          <w:ilvl w:val="0"/>
+          <w:numId w:val="1"/>
+        </w:numPr>
+      </w:pPr>
+      <w:r>
+        <w:t xml:space="preserve">Tipos de Datos: Identifica un ejemplo de cada uno de los siguientes tipos en el código: String, Number, </w:t>
+      </w:r>
+      <w:proofErr w:type="spellStart"/>
+      <w:r>
+        <w:t>Boolean</w:t>
+      </w:r>
+      <w:proofErr w:type="spellEnd"/>
+      <w:r>
+        <w:t xml:space="preserve"> y Null.</w:t>
+      </w:r>
+    </w:p>
+    <w:p>
+      <w:pPr>
+        <w:pStyle w:val="Prrafodelista"/>
+        <w:ind w:left="1440"/>
+      </w:pPr>
+      <w:r>
+        <w:t>"</w:t>
+      </w:r>
+      <w:proofErr w:type="spellStart"/>
+      <w:r>
+        <w:t>hostname</w:t>
+      </w:r>
+      <w:proofErr w:type="spellEnd"/>
+      <w:r>
+        <w:t>"</w:t>
+      </w:r>
+      <w:r>
+        <w:t xml:space="preserve"> es </w:t>
+      </w:r>
+      <w:proofErr w:type="spellStart"/>
+      <w:r>
+        <w:t>string</w:t>
+      </w:r>
+      <w:proofErr w:type="spellEnd"/>
+    </w:p>
+    <w:p>
+      <w:pPr>
+        <w:pStyle w:val="Prrafodelista"/>
+        <w:ind w:left="1440"/>
+      </w:pPr>
+      <w:r>
+        <w:t>"</w:t>
+      </w:r>
+      <w:proofErr w:type="spellStart"/>
+      <w:r>
+        <w:t>uptime_days</w:t>
+      </w:r>
+      <w:proofErr w:type="spellEnd"/>
+      <w:r>
+        <w:t>"</w:t>
+      </w:r>
+      <w:r>
+        <w:t xml:space="preserve"> es </w:t>
+      </w:r>
+      <w:proofErr w:type="spellStart"/>
+      <w:r>
+        <w:t>int</w:t>
+      </w:r>
+      <w:proofErr w:type="spellEnd"/>
+    </w:p>
+    <w:p>
+      <w:pPr>
+        <w:pStyle w:val="Prrafodelista"/>
+        <w:ind w:left="1440"/>
+      </w:pPr>
+      <w:r>
+        <w:t>"</w:t>
+      </w:r>
+      <w:proofErr w:type="spellStart"/>
+      <w:r>
+        <w:t>managed_by_apic</w:t>
+      </w:r>
+      <w:proofErr w:type="spellEnd"/>
+      <w:r>
+        <w:t xml:space="preserve">" </w:t>
+      </w:r>
+      <w:r>
+        <w:t xml:space="preserve">es </w:t>
+      </w:r>
+      <w:proofErr w:type="spellStart"/>
+      <w:r>
+        <w:t>boolean</w:t>
+      </w:r>
+      <w:proofErr w:type="spellEnd"/>
+    </w:p>
+    <w:p>
+      <w:pPr>
+        <w:pStyle w:val="Prrafodelista"/>
+        <w:ind w:left="1440"/>
+      </w:pPr>
+      <w:r>
+        <w:t>"interfaces"</w:t>
+      </w:r>
+      <w:r>
+        <w:t xml:space="preserve"> es una lista</w:t>
+      </w:r>
+    </w:p>
+    <w:p>
+      <w:pPr>
+        <w:pStyle w:val="Prrafodelista"/>
+        <w:ind w:left="1440"/>
+      </w:pPr>
+      <w:r>
+        <w:t>"</w:t>
+      </w:r>
+      <w:proofErr w:type="spellStart"/>
+      <w:r>
+        <w:t>name</w:t>
+      </w:r>
+      <w:proofErr w:type="spellEnd"/>
+      <w:r>
+        <w:t xml:space="preserve">": </w:t>
+      </w:r>
+      <w:r>
+        <w:t xml:space="preserve">es un </w:t>
+      </w:r>
+      <w:proofErr w:type="spellStart"/>
+      <w:r>
+        <w:t>string</w:t>
+      </w:r>
+      <w:proofErr w:type="spellEnd"/>
+    </w:p>
+    <w:p>
+      <w:pPr>
+        <w:pStyle w:val="Prrafodelista"/>
+        <w:ind w:left="1440"/>
+      </w:pPr>
+      <w:r>
+        <w:t>"</w:t>
+      </w:r>
+      <w:proofErr w:type="spellStart"/>
+      <w:r>
+        <w:t>description</w:t>
+      </w:r>
+      <w:proofErr w:type="spellEnd"/>
+      <w:r>
+        <w:t>"</w:t>
+      </w:r>
+      <w:r>
+        <w:t xml:space="preserve"> </w:t>
+      </w:r>
+      <w:r>
+        <w:t xml:space="preserve">es un </w:t>
+      </w:r>
+      <w:proofErr w:type="spellStart"/>
+      <w:r>
+        <w:t>string</w:t>
+      </w:r>
+      <w:proofErr w:type="spellEnd"/>
+    </w:p>
+    <w:p>
+      <w:pPr>
+        <w:pStyle w:val="Prrafodelista"/>
+        <w:ind w:left="1440"/>
+      </w:pPr>
+      <w:r>
+        <w:t>"</w:t>
+      </w:r>
+      <w:proofErr w:type="spellStart"/>
+      <w:r>
+        <w:t>enabled</w:t>
+      </w:r>
+      <w:proofErr w:type="spellEnd"/>
+      <w:r>
+        <w:t>"</w:t>
+      </w:r>
+      <w:r>
+        <w:t xml:space="preserve"> </w:t>
+      </w:r>
+      <w:r>
+        <w:t xml:space="preserve">es un </w:t>
+      </w:r>
+      <w:proofErr w:type="spellStart"/>
+      <w:r>
+        <w:t>boolean</w:t>
+      </w:r>
+      <w:proofErr w:type="spellEnd"/>
+    </w:p>
+    <w:p>
+      <w:pPr>
+        <w:pStyle w:val="Prrafodelista"/>
+        <w:ind w:left="1440"/>
+      </w:pPr>
+      <w:r>
+        <w:t>"</w:t>
+      </w:r>
+      <w:proofErr w:type="spellStart"/>
+      <w:r>
+        <w:t>mtu</w:t>
+      </w:r>
+      <w:proofErr w:type="spellEnd"/>
+      <w:r>
+        <w:t>"</w:t>
+      </w:r>
+      <w:r>
+        <w:t xml:space="preserve"> es un </w:t>
+      </w:r>
+      <w:proofErr w:type="spellStart"/>
+      <w:r>
+        <w:t>int</w:t>
+      </w:r>
+      <w:proofErr w:type="spellEnd"/>
+      <w:r>
+        <w:t xml:space="preserve"> </w:t>
+      </w:r>
+    </w:p>
+    <w:p>
+      <w:pPr>
+        <w:pStyle w:val="Prrafodelista"/>
+        <w:ind w:left="1440"/>
+      </w:pPr>
+      <w:r>
+        <w:t>"</w:t>
+      </w:r>
+      <w:proofErr w:type="spellStart"/>
+      <w:r>
+        <w:t>name</w:t>
+      </w:r>
+      <w:proofErr w:type="spellEnd"/>
+      <w:r>
+        <w:t xml:space="preserve">" </w:t>
+      </w:r>
+      <w:r>
+        <w:t xml:space="preserve">es un </w:t>
+      </w:r>
+      <w:proofErr w:type="spellStart"/>
+      <w:r>
+        <w:t>string</w:t>
+      </w:r>
+      <w:proofErr w:type="spellEnd"/>
+    </w:p>
+    <w:p>
+      <w:pPr>
+        <w:pStyle w:val="Prrafodelista"/>
+        <w:ind w:left="1440"/>
+      </w:pPr>
+      <w:r>
+        <w:t>"</w:t>
+      </w:r>
+      <w:proofErr w:type="spellStart"/>
+      <w:r>
+        <w:t>description</w:t>
+      </w:r>
+      <w:proofErr w:type="spellEnd"/>
+      <w:r>
+        <w:t xml:space="preserve">": </w:t>
+      </w:r>
+      <w:proofErr w:type="spellStart"/>
+      <w:r>
+        <w:t>null</w:t>
+      </w:r>
+      <w:proofErr w:type="spellEnd"/>
+      <w:r>
+        <w:t>, "</w:t>
+      </w:r>
+      <w:proofErr w:type="spellStart"/>
+      <w:r>
+        <w:t>enabled</w:t>
+      </w:r>
+      <w:proofErr w:type="spellEnd"/>
+      <w:r>
+        <w:t>": false, "</w:t>
+      </w:r>
+      <w:proofErr w:type="spellStart"/>
+      <w:r>
+        <w:t>mtu</w:t>
+      </w:r>
+      <w:proofErr w:type="spellEnd"/>
+      <w:r>
+        <w:t>": 1500</w:t>
+      </w:r>
+    </w:p>
     <w:p/>
+    <w:p>
+      <w:r>
+        <w:t>Parte 2: Detección de Errores de Sintaxis</w:t>
+      </w:r>
+    </w:p>
+    <w:p>
+      <w:r>
+        <w:t xml:space="preserve">En la automatización de redes, un error de sintaxis en un </w:t>
+      </w:r>
+      <w:proofErr w:type="spellStart"/>
+      <w:r>
+        <w:t>payload</w:t>
+      </w:r>
+      <w:proofErr w:type="spellEnd"/>
+      <w:r>
+        <w:t xml:space="preserve"> JSON puede causar que la</w:t>
+      </w:r>
+    </w:p>
+    <w:p>
+      <w:r>
+        <w:t>configuración de un dispositivo falle. Analiza el siguiente fragmento de código destinado a</w:t>
+      </w:r>
+    </w:p>
+    <w:p>
+      <w:r>
+        <w:t>configurar una VLAN y responde.</w:t>
+      </w:r>
+    </w:p>
+    <w:p>
+      <w:r>
+        <w:t>{</w:t>
+      </w:r>
+    </w:p>
+    <w:p>
+      <w:r>
+        <w:t>"</w:t>
+      </w:r>
+      <w:proofErr w:type="spellStart"/>
+      <w:r>
+        <w:t>vlan_id</w:t>
+      </w:r>
+      <w:proofErr w:type="spellEnd"/>
+      <w:r>
+        <w:t>": 10</w:t>
+      </w:r>
+    </w:p>
+    <w:p>
+      <w:r>
+        <w:t>"</w:t>
+      </w:r>
+      <w:proofErr w:type="spellStart"/>
+      <w:r>
+        <w:t>name</w:t>
+      </w:r>
+      <w:proofErr w:type="spellEnd"/>
+      <w:r>
+        <w:t>": "</w:t>
+      </w:r>
+      <w:proofErr w:type="spellStart"/>
+      <w:r>
+        <w:t>Usuarios_Ventas</w:t>
+      </w:r>
+      <w:proofErr w:type="spellEnd"/>
+      <w:r>
+        <w:t>"</w:t>
+      </w:r>
+    </w:p>
+    <w:p>
+      <w:r>
+        <w:t>"</w:t>
+      </w:r>
+      <w:proofErr w:type="spellStart"/>
+      <w:r>
+        <w:t>tagged</w:t>
+      </w:r>
+      <w:proofErr w:type="spellEnd"/>
+      <w:r>
+        <w:t>": true,</w:t>
+      </w:r>
+    </w:p>
+    <w:p>
+      <w:r>
+        <w:t>"</w:t>
+      </w:r>
+      <w:proofErr w:type="spellStart"/>
+      <w:r>
+        <w:t>description</w:t>
+      </w:r>
+      <w:proofErr w:type="spellEnd"/>
+      <w:r>
+        <w:t>": "VLAN para el departamento de ventas",</w:t>
+      </w:r>
+    </w:p>
+    <w:p>
+      <w:r>
+        <w:t>}</w:t>
+      </w:r>
+    </w:p>
+    <w:p>
+      <w:r>
+        <w:t>3. ¿Qué errores de sintaxis impiden que este JSON sea válido según los estándares de red y</w:t>
+      </w:r>
+    </w:p>
+    <w:p>
+      <w:r>
+        <w:t>programación?</w:t>
+      </w:r>
+      <w:r>
+        <w:t xml:space="preserve"> </w:t>
+      </w:r>
+      <w:r>
+        <w:t>Selecciona las dos opciones correctas.</w:t>
+      </w:r>
+    </w:p>
+    <w:p>
+      <w:r>
+        <w:t>A) El valor de '</w:t>
+      </w:r>
+      <w:proofErr w:type="spellStart"/>
+      <w:r>
+        <w:t>vlan_id</w:t>
+      </w:r>
+      <w:proofErr w:type="spellEnd"/>
+      <w:r>
+        <w:t>' debería estar entre comillas dobles obligatoriamente.</w:t>
+      </w:r>
+    </w:p>
+    <w:p>
+      <w:r>
+        <w:lastRenderedPageBreak/>
+        <w:t>B) Las claves como '</w:t>
+      </w:r>
+      <w:proofErr w:type="spellStart"/>
+      <w:r>
+        <w:t>vlan_id</w:t>
+      </w:r>
+      <w:proofErr w:type="spellEnd"/>
+      <w:r>
+        <w:t>' no deben llevar guiones bajos.</w:t>
+      </w:r>
+    </w:p>
+    <w:p>
+      <w:r>
+        <w:rPr>
+          <w:highlight w:val="yellow"/>
+        </w:rPr>
+        <w:t>C) Existe una coma final (</w:t>
+      </w:r>
+      <w:proofErr w:type="spellStart"/>
+      <w:r>
+        <w:rPr>
+          <w:highlight w:val="yellow"/>
+        </w:rPr>
+        <w:t>trailing</w:t>
+      </w:r>
+      <w:proofErr w:type="spellEnd"/>
+      <w:r>
+        <w:rPr>
+          <w:highlight w:val="yellow"/>
+        </w:rPr>
+        <w:t xml:space="preserve"> </w:t>
+      </w:r>
+      <w:proofErr w:type="spellStart"/>
+      <w:r>
+        <w:rPr>
+          <w:highlight w:val="yellow"/>
+        </w:rPr>
+        <w:t>comma</w:t>
+      </w:r>
+      <w:proofErr w:type="spellEnd"/>
+      <w:r>
+        <w:rPr>
+          <w:highlight w:val="yellow"/>
+        </w:rPr>
+        <w:t>) después del valor de '</w:t>
+      </w:r>
+      <w:proofErr w:type="spellStart"/>
+      <w:r>
+        <w:rPr>
+          <w:highlight w:val="yellow"/>
+        </w:rPr>
+        <w:t>description</w:t>
+      </w:r>
+      <w:proofErr w:type="spellEnd"/>
+      <w:r>
+        <w:rPr>
+          <w:highlight w:val="yellow"/>
+        </w:rPr>
+        <w:t>'.</w:t>
+      </w:r>
+    </w:p>
+    <w:p>
+      <w:r>
+        <w:rPr>
+          <w:highlight w:val="yellow"/>
+        </w:rPr>
+        <w:t>D) Faltan comas para separar los pares clave-valor después de '</w:t>
+      </w:r>
+      <w:proofErr w:type="spellStart"/>
+      <w:r>
+        <w:rPr>
+          <w:highlight w:val="yellow"/>
+        </w:rPr>
+        <w:t>vlan_id</w:t>
+      </w:r>
+      <w:proofErr w:type="spellEnd"/>
+      <w:r>
+        <w:rPr>
+          <w:highlight w:val="yellow"/>
+        </w:rPr>
+        <w:t>' y 'name'.</w:t>
+      </w:r>
+    </w:p>
+    <w:p>
+      <w:r>
+        <w:t>4. Reflexión Técnica: Explica por qué es crítico que un controlador como Cisco DNA Center reciba un JSON perfectamente validado antes de aplicar cambios en la red.</w:t>
+      </w:r>
+    </w:p>
+    <w:p>
+      <w:r>
+        <w:t xml:space="preserve">Es critico que un controlador de red reciba correctamente la información JSON, debido a que en base a este se tomaran decisiones de cambio en la red que pueden perjudicar a los usuarios si es que no se </w:t>
+      </w:r>
+      <w:proofErr w:type="spellStart"/>
+      <w:r>
+        <w:t>esta</w:t>
+      </w:r>
+      <w:proofErr w:type="spellEnd"/>
+      <w:r>
+        <w:t xml:space="preserve"> correctamente configurado.</w:t>
+      </w:r>
+    </w:p>
+    <w:p/>
+    <w:p>
+      <w:r>
+        <w:t>Actividad 2:</w:t>
+      </w:r>
+    </w:p>
+    <w:p>
+      <w:r>
+        <w:t>Parte 1: Análisis de Inventario</w:t>
+      </w:r>
+    </w:p>
+    <w:p>
+      <w:r>
+        <w:t>Imagina que estás automatizando la auditoría de una red empresarial. Has recibido el siguiente</w:t>
+      </w:r>
+    </w:p>
+    <w:p>
+      <w:r>
+        <w:t>objeto JSON que representa el inventario actual de dispositivos. Tu objetivo es identificar qué</w:t>
+      </w:r>
+    </w:p>
+    <w:p>
+      <w:r>
+        <w:t xml:space="preserve">equipos están fuera de línea </w:t>
+      </w:r>
+      <w:proofErr w:type="gramStart"/>
+      <w:r>
+        <w:t xml:space="preserve">( </w:t>
+      </w:r>
+      <w:proofErr w:type="spellStart"/>
+      <w:r>
+        <w:t>down</w:t>
+      </w:r>
+      <w:proofErr w:type="spellEnd"/>
+      <w:proofErr w:type="gramEnd"/>
+      <w:r>
+        <w:t xml:space="preserve"> ) para generar un reporte de incidentes.</w:t>
+      </w:r>
+    </w:p>
+    <w:p>
+      <w:r>
+        <w:t>[</w:t>
+      </w:r>
+    </w:p>
+    <w:p>
+      <w:r>
+        <w:t>{"</w:t>
+      </w:r>
+      <w:proofErr w:type="spellStart"/>
+      <w:r>
+        <w:t>hostname</w:t>
+      </w:r>
+      <w:proofErr w:type="spellEnd"/>
+      <w:r>
+        <w:t>": "Core-SW01", "</w:t>
+      </w:r>
+      <w:proofErr w:type="spellStart"/>
+      <w:r>
+        <w:t>ip</w:t>
+      </w:r>
+      <w:proofErr w:type="spellEnd"/>
+      <w:r>
+        <w:t>": "10.0.0.1", "status": "up"},</w:t>
+      </w:r>
+    </w:p>
+    <w:p>
+      <w:r>
+        <w:t>{"</w:t>
+      </w:r>
+      <w:proofErr w:type="spellStart"/>
+      <w:r>
+        <w:t>hostname</w:t>
+      </w:r>
+      <w:proofErr w:type="spellEnd"/>
+      <w:r>
+        <w:t>": "Dist-SW02", "</w:t>
+      </w:r>
+      <w:proofErr w:type="spellStart"/>
+      <w:r>
+        <w:t>ip</w:t>
+      </w:r>
+      <w:proofErr w:type="spellEnd"/>
+      <w:r>
+        <w:t>": "10.0.0.2", "status": "</w:t>
+      </w:r>
+      <w:proofErr w:type="spellStart"/>
+      <w:r>
+        <w:t>down</w:t>
+      </w:r>
+      <w:proofErr w:type="spellEnd"/>
+      <w:r>
+        <w:t>"},</w:t>
+      </w:r>
+    </w:p>
+    <w:p>
+      <w:r>
+        <w:t>{"</w:t>
+      </w:r>
+      <w:proofErr w:type="spellStart"/>
+      <w:r>
+        <w:t>hostname</w:t>
+      </w:r>
+      <w:proofErr w:type="spellEnd"/>
+      <w:r>
+        <w:t>": "Access-SW03", "</w:t>
+      </w:r>
+      <w:proofErr w:type="spellStart"/>
+      <w:r>
+        <w:t>ip</w:t>
+      </w:r>
+      <w:proofErr w:type="spellEnd"/>
+      <w:r>
+        <w:t>": "10.0.0.3", "status": "up"},</w:t>
+      </w:r>
+    </w:p>
+    <w:p>
+      <w:r>
+        <w:t>{"</w:t>
+      </w:r>
+      <w:proofErr w:type="spellStart"/>
+      <w:r>
+        <w:t>hostname</w:t>
+      </w:r>
+      <w:proofErr w:type="spellEnd"/>
+      <w:r>
+        <w:t>": "Edge-R01", "</w:t>
+      </w:r>
+      <w:proofErr w:type="spellStart"/>
+      <w:r>
+        <w:t>ip</w:t>
+      </w:r>
+      <w:proofErr w:type="spellEnd"/>
+      <w:r>
+        <w:t>": "172.16.1.1", "status": "</w:t>
+      </w:r>
+      <w:proofErr w:type="spellStart"/>
+      <w:r>
+        <w:t>down</w:t>
+      </w:r>
+      <w:proofErr w:type="spellEnd"/>
+      <w:r>
+        <w:t>"}</w:t>
+      </w:r>
+    </w:p>
+    <w:p>
+      <w:r>
+        <w:t>]</w:t>
+      </w:r>
+    </w:p>
+    <w:p>
+      <w:r>
+        <w:t>1. Escribe el pseudocódigo o completa el script de Python necesario para procesar la variable</w:t>
+      </w:r>
+    </w:p>
+    <w:p>
+      <w:proofErr w:type="spellStart"/>
+      <w:r>
+        <w:t>inventario_json</w:t>
+      </w:r>
+      <w:proofErr w:type="spellEnd"/>
+      <w:r>
+        <w:t xml:space="preserve"> (que contiene el texto anterior). El script debe filtrar e imprimir únicamente los</w:t>
+      </w:r>
+    </w:p>
+    <w:p>
+      <w:proofErr w:type="spellStart"/>
+      <w:r>
+        <w:t>hostnames</w:t>
+      </w:r>
+      <w:proofErr w:type="spellEnd"/>
+      <w:r>
+        <w:t xml:space="preserve"> de los dispositivos cuyo estado sea '</w:t>
+      </w:r>
+      <w:proofErr w:type="spellStart"/>
+      <w:r>
+        <w:t>down</w:t>
+      </w:r>
+      <w:proofErr w:type="spellEnd"/>
+      <w:r>
+        <w:t>'</w:t>
+      </w:r>
+      <w:r>
+        <w:t>:</w:t>
+      </w:r>
+    </w:p>
+    <w:p>
+      <w:pPr>
+        <w:rPr>
+          <w:highlight w:val="yellow"/>
+        </w:rPr>
+      </w:pPr>
+      <w:r>
+        <w:rPr>
+          <w:highlight w:val="yellow"/>
+        </w:rPr>
+        <w:t>#</w:t>
+      </w:r>
+      <w:r>
+        <w:rPr>
+          <w:highlight w:val="yellow"/>
+        </w:rPr>
+        <w:t xml:space="preserve">Imprimir todos los que </w:t>
+      </w:r>
+      <w:proofErr w:type="spellStart"/>
+      <w:r>
+        <w:rPr>
+          <w:highlight w:val="yellow"/>
+        </w:rPr>
+        <w:t>esten</w:t>
+      </w:r>
+      <w:proofErr w:type="spellEnd"/>
+      <w:r>
+        <w:rPr>
+          <w:highlight w:val="yellow"/>
+        </w:rPr>
+        <w:t xml:space="preserve"> en </w:t>
+      </w:r>
+      <w:proofErr w:type="spellStart"/>
+      <w:r>
+        <w:rPr>
+          <w:highlight w:val="yellow"/>
+        </w:rPr>
+        <w:t>down</w:t>
+      </w:r>
+      <w:proofErr w:type="spellEnd"/>
+    </w:p>
+    <w:p>
+      <w:pPr>
+        <w:rPr>
+          <w:highlight w:val="yellow"/>
+        </w:rPr>
+      </w:pPr>
+      <w:proofErr w:type="spellStart"/>
+      <w:proofErr w:type="gramStart"/>
+      <w:r>
+        <w:rPr>
+          <w:highlight w:val="yellow"/>
+        </w:rPr>
+        <w:t>print</w:t>
+      </w:r>
+      <w:proofErr w:type="spellEnd"/>
+      <w:r>
+        <w:rPr>
+          <w:highlight w:val="yellow"/>
+        </w:rPr>
+        <w:t>(</w:t>
+      </w:r>
+      <w:proofErr w:type="gramEnd"/>
+      <w:r>
+        <w:rPr>
+          <w:highlight w:val="yellow"/>
+        </w:rPr>
+        <w:t>"Inventario en status '</w:t>
+      </w:r>
+      <w:proofErr w:type="spellStart"/>
+      <w:r>
+        <w:rPr>
+          <w:highlight w:val="yellow"/>
+        </w:rPr>
+        <w:t>down</w:t>
+      </w:r>
+      <w:proofErr w:type="spellEnd"/>
+      <w:r>
+        <w:rPr>
+          <w:highlight w:val="yellow"/>
+        </w:rPr>
+        <w:t>':")</w:t>
+      </w:r>
+    </w:p>
+    <w:p>
+      <w:pPr>
+        <w:rPr>
+          <w:highlight w:val="yellow"/>
+        </w:rPr>
+      </w:pPr>
+      <w:proofErr w:type="spellStart"/>
+      <w:r>
+        <w:rPr>
+          <w:highlight w:val="yellow"/>
+        </w:rPr>
+        <w:t>for</w:t>
+      </w:r>
+      <w:proofErr w:type="spellEnd"/>
+      <w:r>
+        <w:rPr>
+          <w:highlight w:val="yellow"/>
+        </w:rPr>
+        <w:t xml:space="preserve"> d in inventario:</w:t>
+      </w:r>
+    </w:p>
+    <w:p>
+      <w:pPr>
+        <w:rPr>
+          <w:highlight w:val="yellow"/>
+        </w:rPr>
+      </w:pPr>
+      <w:r>
+        <w:rPr>
+          <w:highlight w:val="yellow"/>
+        </w:rPr>
+        <w:tab/>
+      </w:r>
+      <w:proofErr w:type="spellStart"/>
+      <w:r>
+        <w:rPr>
+          <w:highlight w:val="yellow"/>
+        </w:rPr>
+        <w:t>if</w:t>
+      </w:r>
+      <w:proofErr w:type="spellEnd"/>
+      <w:r>
+        <w:rPr>
+          <w:highlight w:val="yellow"/>
+        </w:rPr>
+        <w:t xml:space="preserve"> d["status"] == "</w:t>
+      </w:r>
+      <w:proofErr w:type="spellStart"/>
+      <w:r>
+        <w:rPr>
+          <w:highlight w:val="yellow"/>
+        </w:rPr>
+        <w:t>down</w:t>
+      </w:r>
+      <w:proofErr w:type="spellEnd"/>
+      <w:r>
+        <w:rPr>
+          <w:highlight w:val="yellow"/>
+        </w:rPr>
+        <w:t>":</w:t>
+      </w:r>
+    </w:p>
+    <w:p>
+      <w:r>
+        <w:rPr>
+          <w:highlight w:val="yellow"/>
+        </w:rPr>
+        <w:tab/>
+      </w:r>
+      <w:r>
+        <w:rPr>
+          <w:highlight w:val="yellow"/>
+        </w:rPr>
+        <w:tab/>
+      </w:r>
+      <w:proofErr w:type="spellStart"/>
+      <w:r>
+        <w:rPr>
+          <w:highlight w:val="yellow"/>
+        </w:rPr>
+        <w:t>print</w:t>
+      </w:r>
+      <w:proofErr w:type="spellEnd"/>
+      <w:r>
+        <w:rPr>
+          <w:highlight w:val="yellow"/>
+        </w:rPr>
+        <w:t>(d["</w:t>
+      </w:r>
+      <w:proofErr w:type="spellStart"/>
+      <w:r>
+        <w:rPr>
+          <w:highlight w:val="yellow"/>
+        </w:rPr>
+        <w:t>hostname</w:t>
+      </w:r>
+      <w:proofErr w:type="spellEnd"/>
+      <w:r>
+        <w:rPr>
+          <w:highlight w:val="yellow"/>
+        </w:rPr>
+        <w:t>"])</w:t>
+      </w:r>
+      <w:r>
+        <w:br w:type="page"/>
+      </w:r>
+    </w:p>
+    <w:p>
+      <w:r>
+        <w:lastRenderedPageBreak/>
+        <w:t>Parte 2: Comparativa de Formatos (JSON vs. XML)</w:t>
+      </w:r>
+    </w:p>
+    <w:p>
+      <w:r>
+        <w:t xml:space="preserve">En redes modernas, REST </w:t>
+      </w:r>
+      <w:proofErr w:type="spellStart"/>
+      <w:r>
+        <w:t>APIs</w:t>
+      </w:r>
+      <w:proofErr w:type="spellEnd"/>
+      <w:r>
+        <w:t xml:space="preserve"> suelen preferir JSON por ser más ligero, pero muchos sistemas</w:t>
+      </w:r>
+    </w:p>
+    <w:p>
+      <w:r>
+        <w:t>heredados o protocolos como NETCONF utilizan XML. Observa cómo se estructuran los mismos</w:t>
+      </w:r>
+    </w:p>
+    <w:p>
+      <w:r>
+        <w:t>datos en ambos formatos.</w:t>
+      </w:r>
+    </w:p>
+    <w:p>
+      <w:r>
+        <w:t>Formato JSON Formato XML</w:t>
+      </w:r>
+    </w:p>
+    <w:p>
+      <w:r>
+        <w:drawing>
+          <wp:inline distT="0" distB="0" distL="0" distR="0" wp14:anchorId="5CCE8E2C" wp14:editId="7B31124F">
+            <wp:extent cx="4725059" cy="1200318"/>
+            <wp:effectExtent l="0" t="0" r="0" b="0"/>
+            <wp:docPr id="1109199475" name="Imagen 1"/>
+            <wp:cNvGraphicFramePr>
+              <a:graphicFrameLocks xmlns:a="http://schemas.openxmlformats.org/drawingml/2006/main" noChangeAspect="1"/>
+            </wp:cNvGraphicFramePr>
+            <a:graphic xmlns:a="http://schemas.openxmlformats.org/drawingml/2006/main">
+              <a:graphicData uri="http://schemas.openxmlformats.org/drawingml/2006/picture">
+                <pic:pic xmlns:pic="http://schemas.openxmlformats.org/drawingml/2006/picture">
+                  <pic:nvPicPr>
+                    <pic:cNvPr id="1109199475" name=""/>
+                    <pic:cNvPicPr/>
+                  </pic:nvPicPr>
+                  <pic:blipFill>
+                    <a:blip r:embed="rId6"/>
+                    <a:stretch>
+                      <a:fillRect/>
+                    </a:stretch>
+                  </pic:blipFill>
+                  <pic:spPr>
+                    <a:xfrm>
+                      <a:off x="0" y="0"/>
+                      <a:ext cx="4725059" cy="1200318"/>
+                    </a:xfrm>
+                    <a:prstGeom prst="rect">
+                      <a:avLst/>
+                    </a:prstGeom>
+                  </pic:spPr>
+                </pic:pic>
+              </a:graphicData>
+            </a:graphic>
+          </wp:inline>
+        </w:drawing>
+      </w:r>
+    </w:p>
+    <w:p>
+      <w:r>
+        <w:t>2. Utiliza el siguiente organizador gráfico para clasificar las características de JSON y XML</w:t>
+      </w:r>
+    </w:p>
+    <w:p>
+      <w:r>
+        <w:t>basándote en la comparativa anterior y el contenido del Tema 4.</w:t>
+      </w:r>
+    </w:p>
+    <w:tbl>
+      <w:tblPr>
+        <w:tblStyle w:val="Tablaconcuadrcula"/>
+        <w:tblW w:w="0" w:type="auto"/>
+        <w:jc w:val="center"/>
+        <w:tblLook w:val="04A0" w:firstRow="1" w:lastRow="0" w:firstColumn="1" w:lastColumn="0" w:noHBand="0" w:noVBand="1"/>
+      </w:tblPr>
+      <w:tblGrid>
+        <w:gridCol w:w="4414"/>
+        <w:gridCol w:w="4414"/>
+      </w:tblGrid>
+      <w:tr>
+        <w:trPr>
+          <w:jc w:val="center"/>
+        </w:trPr>
+        <w:tc>
+          <w:tcPr>
+            <w:tcW w:w="8828" w:type="dxa"/>
+            <w:gridSpan w:val="2"/>
+          </w:tcPr>
+          <w:p>
+            <w:pPr>
+              <w:jc w:val="center"/>
+            </w:pPr>
+            <w:r>
+              <w:t>Comparativa JSON vs XML</w:t>
+            </w:r>
+          </w:p>
+        </w:tc>
+      </w:tr>
+      <w:tr>
+        <w:trPr>
+          <w:jc w:val="center"/>
+        </w:trPr>
+        <w:tc>
+          <w:tcPr>
+            <w:tcW w:w="4414" w:type="dxa"/>
+          </w:tcPr>
+          <w:p>
+            <w:pPr>
+              <w:jc w:val="center"/>
+            </w:pPr>
+            <w:r>
+              <w:t>JSON</w:t>
+            </w:r>
+          </w:p>
+        </w:tc>
+        <w:tc>
+          <w:tcPr>
+            <w:tcW w:w="4414" w:type="dxa"/>
+          </w:tcPr>
+          <w:p>
+            <w:pPr>
+              <w:jc w:val="center"/>
+            </w:pPr>
+            <w:r>
+              <w:t>XML</w:t>
+            </w:r>
+          </w:p>
+        </w:tc>
+      </w:tr>
+      <w:tr>
+        <w:trPr>
+          <w:jc w:val="center"/>
+        </w:trPr>
+        <w:tc>
+          <w:tcPr>
+            <w:tcW w:w="4414" w:type="dxa"/>
+          </w:tcPr>
+          <w:p>
+            <w:pPr>
+              <w:jc w:val="both"/>
+            </w:pPr>
+            <w:r>
+              <w:t xml:space="preserve">Hace uso de corchetes al declarar nuevas variables con sus atributos, asignándoles valores como en los diccionarios </w:t>
+            </w:r>
+            <w:proofErr w:type="spellStart"/>
+            <w:r>
+              <w:t>python</w:t>
+            </w:r>
+            <w:proofErr w:type="spellEnd"/>
+          </w:p>
+        </w:tc>
+        <w:tc>
+          <w:tcPr>
+            <w:tcW w:w="4414" w:type="dxa"/>
+          </w:tcPr>
+          <w:p>
+            <w:pPr>
+              <w:jc w:val="both"/>
+            </w:pPr>
+            <w:r>
+              <w:t xml:space="preserve">Hace uso de etiquetas de inicio y fin para especificar las variables y sus atributos, asi como el formato usado en HTML </w:t>
+            </w:r>
+          </w:p>
+        </w:tc>
+      </w:tr>
+    </w:tbl>
+    <w:p>
+      <w:pPr>
+        <w:jc w:val="center"/>
+      </w:pPr>
+    </w:p>
     <w:sectPr>
       <w:pgSz w:w="12240" w:h="15840"/>
       <w:pgMar w:top="1417" w:right="1701" w:bottom="1417" w:left="1701" w:header="708" w:footer="708" w:gutter="0"/>
@@ -11,6 +1203,311 @@
     </w:sectPr>
   </w:body>
 </w:document>
+</file>
+
+<file path=word/numbering.xml><?xml version="1.0" encoding="utf-8"?>
+<w:numbering xmlns:wpc="http://schemas.microsoft.com/office/word/2010/wordprocessingCanvas" xmlns:cx="http://schemas.microsoft.com/office/drawing/2014/chartex" xmlns:cx1="http://schemas.microsoft.com/office/drawing/2015/9/8/chartex" xmlns:cx2="http://schemas.microsoft.com/office/drawing/2015/10/21/chartex" xmlns:cx3="http://schemas.microsoft.com/office/drawing/2016/5/9/chartex" xmlns:cx4="http://schemas.microsoft.com/office/drawing/2016/5/10/chartex" xmlns:cx5="http://schemas.microsoft.com/office/drawing/2016/5/11/chartex" xmlns:cx6="http://schemas.microsoft.com/office/drawing/2016/5/12/chartex" xmlns:cx7="http://schemas.microsoft.com/office/drawing/2016/5/13/chartex" xmlns:cx8="http://schemas.microsoft.com/office/drawing/2016/5/14/chartex" xmlns:mc="http://schemas.openxmlformats.org/markup-compatibility/2006" xmlns:aink="http://schemas.microsoft.com/office/drawing/2016/ink" xmlns:am3d="http://schemas.microsoft.com/office/drawing/2017/model3d" xmlns:o="urn:schemas-microsoft-com:office:office" xmlns:oel="http://schemas.microsoft.com/office/2019/extlst" xmlns:r="http://schemas.openxmlformats.org/officeDocument/2006/relationships" xmlns:m="http://schemas.openxmlformats.org/officeDocument/2006/math" xmlns:v="urn:schemas-microsoft-com:vml" xmlns:wp14="http://schemas.microsoft.com/office/word/2010/wordprocessingDrawing" xmlns:wp="http://schemas.openxmlformats.org/drawingml/2006/wordprocessingDrawing" xmlns:w10="urn:schemas-microsoft-com:office:word" xmlns:w="http://schemas.openxmlformats.org/wordprocessingml/2006/main" xmlns:w14="http://schemas.microsoft.com/office/word/2010/wordml" xmlns:w15="http://schemas.microsoft.com/office/word/2012/wordml" xmlns:w16cex="http://schemas.microsoft.com/office/word/2018/wordml/cex" xmlns:w16cid="http://schemas.microsoft.com/office/word/2016/wordml/cid" xmlns:w16="http://schemas.microsoft.com/office/word/2018/wordml" xmlns:w16du="http://schemas.microsoft.com/office/word/2023/wordml/word16du" xmlns:w16sdtdh="http://schemas.microsoft.com/office/word/2020/wordml/sdtdatahash" xmlns:w16sdtfl="http://schemas.microsoft.com/office/word/2024/wordml/sdtformatlock" xmlns:w16se="http://schemas.microsoft.com/office/word/2015/wordml/symex" xmlns:wpg="http://schemas.microsoft.com/office/word/2010/wordprocessingGroup" xmlns:wpi="http://schemas.microsoft.com/office/word/2010/wordprocessingInk" xmlns:wne="http://schemas.microsoft.com/office/word/2006/wordml" xmlns:wps="http://schemas.microsoft.com/office/word/2010/wordprocessingShape" mc:Ignorable="w14 w15 w16se w16cid w16 w16cex w16sdtdh w16sdtfl w16du wp14">
+  <w:abstractNum w:abstractNumId="0" w15:restartNumberingAfterBreak="0">
+    <w:nsid w:val="31A8309B"/>
+    <w:multiLevelType w:val="hybridMultilevel"/>
+    <w:tmpl w:val="979CB254"/>
+    <w:lvl w:ilvl="0" w:tplc="080A0001">
+      <w:start w:val="1"/>
+      <w:numFmt w:val="bullet"/>
+      <w:lvlText w:val=""/>
+      <w:lvlJc w:val="left"/>
+      <w:pPr>
+        <w:ind w:left="1440" w:hanging="360"/>
+      </w:pPr>
+      <w:rPr>
+        <w:rFonts w:ascii="Symbol" w:hAnsi="Symbol" w:hint="default"/>
+      </w:rPr>
+    </w:lvl>
+    <w:lvl w:ilvl="1" w:tplc="FFFFFFFF">
+      <w:start w:val="1"/>
+      <w:numFmt w:val="lowerLetter"/>
+      <w:lvlText w:val="%2."/>
+      <w:lvlJc w:val="left"/>
+      <w:pPr>
+        <w:ind w:left="2160" w:hanging="360"/>
+      </w:pPr>
+    </w:lvl>
+    <w:lvl w:ilvl="2" w:tplc="FFFFFFFF" w:tentative="1">
+      <w:start w:val="1"/>
+      <w:numFmt w:val="lowerRoman"/>
+      <w:lvlText w:val="%3."/>
+      <w:lvlJc w:val="right"/>
+      <w:pPr>
+        <w:ind w:left="2880" w:hanging="180"/>
+      </w:pPr>
+    </w:lvl>
+    <w:lvl w:ilvl="3" w:tplc="FFFFFFFF" w:tentative="1">
+      <w:start w:val="1"/>
+      <w:numFmt w:val="decimal"/>
+      <w:lvlText w:val="%4."/>
+      <w:lvlJc w:val="left"/>
+      <w:pPr>
+        <w:ind w:left="3600" w:hanging="360"/>
+      </w:pPr>
+    </w:lvl>
+    <w:lvl w:ilvl="4" w:tplc="FFFFFFFF" w:tentative="1">
+      <w:start w:val="1"/>
+      <w:numFmt w:val="lowerLetter"/>
+      <w:lvlText w:val="%5."/>
+      <w:lvlJc w:val="left"/>
+      <w:pPr>
+        <w:ind w:left="4320" w:hanging="360"/>
+      </w:pPr>
+    </w:lvl>
+    <w:lvl w:ilvl="5" w:tplc="FFFFFFFF" w:tentative="1">
+      <w:start w:val="1"/>
+      <w:numFmt w:val="lowerRoman"/>
+      <w:lvlText w:val="%6."/>
+      <w:lvlJc w:val="right"/>
+      <w:pPr>
+        <w:ind w:left="5040" w:hanging="180"/>
+      </w:pPr>
+    </w:lvl>
+    <w:lvl w:ilvl="6" w:tplc="FFFFFFFF" w:tentative="1">
+      <w:start w:val="1"/>
+      <w:numFmt w:val="decimal"/>
+      <w:lvlText w:val="%7."/>
+      <w:lvlJc w:val="left"/>
+      <w:pPr>
+        <w:ind w:left="5760" w:hanging="360"/>
+      </w:pPr>
+    </w:lvl>
+    <w:lvl w:ilvl="7" w:tplc="FFFFFFFF" w:tentative="1">
+      <w:start w:val="1"/>
+      <w:numFmt w:val="lowerLetter"/>
+      <w:lvlText w:val="%8."/>
+      <w:lvlJc w:val="left"/>
+      <w:pPr>
+        <w:ind w:left="6480" w:hanging="360"/>
+      </w:pPr>
+    </w:lvl>
+    <w:lvl w:ilvl="8" w:tplc="FFFFFFFF" w:tentative="1">
+      <w:start w:val="1"/>
+      <w:numFmt w:val="lowerRoman"/>
+      <w:lvlText w:val="%9."/>
+      <w:lvlJc w:val="right"/>
+      <w:pPr>
+        <w:ind w:left="7200" w:hanging="180"/>
+      </w:pPr>
+    </w:lvl>
+  </w:abstractNum>
+  <w:abstractNum w:abstractNumId="1" w15:restartNumberingAfterBreak="0">
+    <w:nsid w:val="57DD704A"/>
+    <w:multiLevelType w:val="hybridMultilevel"/>
+    <w:tmpl w:val="7EAE53D2"/>
+    <w:lvl w:ilvl="0" w:tplc="080A000F">
+      <w:start w:val="1"/>
+      <w:numFmt w:val="decimal"/>
+      <w:lvlText w:val="%1."/>
+      <w:lvlJc w:val="left"/>
+      <w:pPr>
+        <w:ind w:left="720" w:hanging="360"/>
+      </w:pPr>
+      <w:rPr>
+        <w:rFonts w:hint="default"/>
+      </w:rPr>
+    </w:lvl>
+    <w:lvl w:ilvl="1" w:tplc="080A0019">
+      <w:start w:val="1"/>
+      <w:numFmt w:val="lowerLetter"/>
+      <w:lvlText w:val="%2."/>
+      <w:lvlJc w:val="left"/>
+      <w:pPr>
+        <w:ind w:left="1440" w:hanging="360"/>
+      </w:pPr>
+    </w:lvl>
+    <w:lvl w:ilvl="2" w:tplc="080A001B" w:tentative="1">
+      <w:start w:val="1"/>
+      <w:numFmt w:val="lowerRoman"/>
+      <w:lvlText w:val="%3."/>
+      <w:lvlJc w:val="right"/>
+      <w:pPr>
+        <w:ind w:left="2160" w:hanging="180"/>
+      </w:pPr>
+    </w:lvl>
+    <w:lvl w:ilvl="3" w:tplc="080A000F" w:tentative="1">
+      <w:start w:val="1"/>
+      <w:numFmt w:val="decimal"/>
+      <w:lvlText w:val="%4."/>
+      <w:lvlJc w:val="left"/>
+      <w:pPr>
+        <w:ind w:left="2880" w:hanging="360"/>
+      </w:pPr>
+    </w:lvl>
+    <w:lvl w:ilvl="4" w:tplc="080A0019" w:tentative="1">
+      <w:start w:val="1"/>
+      <w:numFmt w:val="lowerLetter"/>
+      <w:lvlText w:val="%5."/>
+      <w:lvlJc w:val="left"/>
+      <w:pPr>
+        <w:ind w:left="3600" w:hanging="360"/>
+      </w:pPr>
+    </w:lvl>
+    <w:lvl w:ilvl="5" w:tplc="080A001B" w:tentative="1">
+      <w:start w:val="1"/>
+      <w:numFmt w:val="lowerRoman"/>
+      <w:lvlText w:val="%6."/>
+      <w:lvlJc w:val="right"/>
+      <w:pPr>
+        <w:ind w:left="4320" w:hanging="180"/>
+      </w:pPr>
+    </w:lvl>
+    <w:lvl w:ilvl="6" w:tplc="080A000F" w:tentative="1">
+      <w:start w:val="1"/>
+      <w:numFmt w:val="decimal"/>
+      <w:lvlText w:val="%7."/>
+      <w:lvlJc w:val="left"/>
+      <w:pPr>
+        <w:ind w:left="5040" w:hanging="360"/>
+      </w:pPr>
+    </w:lvl>
+    <w:lvl w:ilvl="7" w:tplc="080A0019" w:tentative="1">
+      <w:start w:val="1"/>
+      <w:numFmt w:val="lowerLetter"/>
+      <w:lvlText w:val="%8."/>
+      <w:lvlJc w:val="left"/>
+      <w:pPr>
+        <w:ind w:left="5760" w:hanging="360"/>
+      </w:pPr>
+    </w:lvl>
+    <w:lvl w:ilvl="8" w:tplc="080A001B" w:tentative="1">
+      <w:start w:val="1"/>
+      <w:numFmt w:val="lowerRoman"/>
+      <w:lvlText w:val="%9."/>
+      <w:lvlJc w:val="right"/>
+      <w:pPr>
+        <w:ind w:left="6480" w:hanging="180"/>
+      </w:pPr>
+    </w:lvl>
+  </w:abstractNum>
+  <w:abstractNum w:abstractNumId="2" w15:restartNumberingAfterBreak="0">
+    <w:nsid w:val="67615054"/>
+    <w:multiLevelType w:val="hybridMultilevel"/>
+    <w:tmpl w:val="BC7A20CA"/>
+    <w:lvl w:ilvl="0" w:tplc="080A0001">
+      <w:start w:val="1"/>
+      <w:numFmt w:val="bullet"/>
+      <w:lvlText w:val=""/>
+      <w:lvlJc w:val="left"/>
+      <w:pPr>
+        <w:ind w:left="1440" w:hanging="360"/>
+      </w:pPr>
+      <w:rPr>
+        <w:rFonts w:ascii="Symbol" w:hAnsi="Symbol" w:hint="default"/>
+      </w:rPr>
+    </w:lvl>
+    <w:lvl w:ilvl="1" w:tplc="080A0003" w:tentative="1">
+      <w:start w:val="1"/>
+      <w:numFmt w:val="bullet"/>
+      <w:lvlText w:val="o"/>
+      <w:lvlJc w:val="left"/>
+      <w:pPr>
+        <w:ind w:left="2160" w:hanging="360"/>
+      </w:pPr>
+      <w:rPr>
+        <w:rFonts w:ascii="Courier New" w:hAnsi="Courier New" w:cs="Courier New" w:hint="default"/>
+      </w:rPr>
+    </w:lvl>
+    <w:lvl w:ilvl="2" w:tplc="080A0005" w:tentative="1">
+      <w:start w:val="1"/>
+      <w:numFmt w:val="bullet"/>
+      <w:lvlText w:val=""/>
+      <w:lvlJc w:val="left"/>
+      <w:pPr>
+        <w:ind w:left="2880" w:hanging="360"/>
+      </w:pPr>
+      <w:rPr>
+        <w:rFonts w:ascii="Wingdings" w:hAnsi="Wingdings" w:hint="default"/>
+      </w:rPr>
+    </w:lvl>
+    <w:lvl w:ilvl="3" w:tplc="080A0001" w:tentative="1">
+      <w:start w:val="1"/>
+      <w:numFmt w:val="bullet"/>
+      <w:lvlText w:val=""/>
+      <w:lvlJc w:val="left"/>
+      <w:pPr>
+        <w:ind w:left="3600" w:hanging="360"/>
+      </w:pPr>
+      <w:rPr>
+        <w:rFonts w:ascii="Symbol" w:hAnsi="Symbol" w:hint="default"/>
+      </w:rPr>
+    </w:lvl>
+    <w:lvl w:ilvl="4" w:tplc="080A0003" w:tentative="1">
+      <w:start w:val="1"/>
+      <w:numFmt w:val="bullet"/>
+      <w:lvlText w:val="o"/>
+      <w:lvlJc w:val="left"/>
+      <w:pPr>
+        <w:ind w:left="4320" w:hanging="360"/>
+      </w:pPr>
+      <w:rPr>
+        <w:rFonts w:ascii="Courier New" w:hAnsi="Courier New" w:cs="Courier New" w:hint="default"/>
+      </w:rPr>
+    </w:lvl>
+    <w:lvl w:ilvl="5" w:tplc="080A0005" w:tentative="1">
+      <w:start w:val="1"/>
+      <w:numFmt w:val="bullet"/>
+      <w:lvlText w:val=""/>
+      <w:lvlJc w:val="left"/>
+      <w:pPr>
+        <w:ind w:left="5040" w:hanging="360"/>
+      </w:pPr>
+      <w:rPr>
+        <w:rFonts w:ascii="Wingdings" w:hAnsi="Wingdings" w:hint="default"/>
+      </w:rPr>
+    </w:lvl>
+    <w:lvl w:ilvl="6" w:tplc="080A0001" w:tentative="1">
+      <w:start w:val="1"/>
+      <w:numFmt w:val="bullet"/>
+      <w:lvlText w:val=""/>
+      <w:lvlJc w:val="left"/>
+      <w:pPr>
+        <w:ind w:left="5760" w:hanging="360"/>
+      </w:pPr>
+      <w:rPr>
+        <w:rFonts w:ascii="Symbol" w:hAnsi="Symbol" w:hint="default"/>
+      </w:rPr>
+    </w:lvl>
+    <w:lvl w:ilvl="7" w:tplc="080A0003" w:tentative="1">
+      <w:start w:val="1"/>
+      <w:numFmt w:val="bullet"/>
+      <w:lvlText w:val="o"/>
+      <w:lvlJc w:val="left"/>
+      <w:pPr>
+        <w:ind w:left="6480" w:hanging="360"/>
+      </w:pPr>
+      <w:rPr>
+        <w:rFonts w:ascii="Courier New" w:hAnsi="Courier New" w:cs="Courier New" w:hint="default"/>
+      </w:rPr>
+    </w:lvl>
+    <w:lvl w:ilvl="8" w:tplc="080A0005" w:tentative="1">
+      <w:start w:val="1"/>
+      <w:numFmt w:val="bullet"/>
+      <w:lvlText w:val=""/>
+      <w:lvlJc w:val="left"/>
+      <w:pPr>
+        <w:ind w:left="7200" w:hanging="360"/>
+      </w:pPr>
+      <w:rPr>
+        <w:rFonts w:ascii="Wingdings" w:hAnsi="Wingdings" w:hint="default"/>
+      </w:rPr>
+    </w:lvl>
+  </w:abstractNum>
+  <w:num w:numId="1" w16cid:durableId="2119835617">
+    <w:abstractNumId w:val="1"/>
+  </w:num>
+  <w:num w:numId="2" w16cid:durableId="1836995725">
+    <w:abstractNumId w:val="2"/>
+  </w:num>
+  <w:num w:numId="3" w16cid:durableId="1881819415">
+    <w:abstractNumId w:val="0"/>
+  </w:num>
+</w:numbering>
 </file>
 
 <file path=word/styles.xml><?xml version="1.0" encoding="utf-8"?>
@@ -616,7 +2113,6 @@
   <w:style w:type="character" w:default="1" w:styleId="Fuentedeprrafopredeter">
     <w:name w:val="Default Paragraph Font"/>
     <w:uiPriority w:val="1"/>
-    <w:semiHidden/>
     <w:unhideWhenUsed/>
   </w:style>
   <w:style w:type="table" w:default="1" w:styleId="Tablanormal">
@@ -929,6 +2425,25 @@
       <w:color w:val="2F5496" w:themeColor="accent1" w:themeShade="BF"/>
       <w:spacing w:val="5"/>
     </w:rPr>
+  </w:style>
+  <w:style w:type="table" w:styleId="Tablaconcuadrcula">
+    <w:name w:val="Table Grid"/>
+    <w:basedOn w:val="Tablanormal"/>
+    <w:uiPriority w:val="39"/>
+    <w:rsid w:val="00880F07"/>
+    <w:pPr>
+      <w:spacing w:after="0" w:line="240" w:lineRule="auto"/>
+    </w:pPr>
+    <w:tblPr>
+      <w:tblBorders>
+        <w:top w:val="single" w:sz="4" w:space="0" w:color="auto"/>
+        <w:left w:val="single" w:sz="4" w:space="0" w:color="auto"/>
+        <w:bottom w:val="single" w:sz="4" w:space="0" w:color="auto"/>
+        <w:right w:val="single" w:sz="4" w:space="0" w:color="auto"/>
+        <w:insideH w:val="single" w:sz="4" w:space="0" w:color="auto"/>
+        <w:insideV w:val="single" w:sz="4" w:space="0" w:color="auto"/>
+      </w:tblBorders>
+    </w:tblPr>
   </w:style>
 </w:styles>
 </file>
@@ -1226,4 +2741,16 @@
     </a:ext>
   </a:extLst>
 </a:theme>
+</file>
+
+<file path=customXml/item1.xml><?xml version="1.0" encoding="utf-8"?>
+<b:Sources xmlns:b="http://schemas.openxmlformats.org/officeDocument/2006/bibliography" xmlns="http://schemas.openxmlformats.org/officeDocument/2006/bibliography" SelectedStyle="\APASixthEditionOfficeOnline.xsl" StyleName="APA" Version="6"/>
+</file>
+
+<file path=customXml/itemProps1.xml><?xml version="1.0" encoding="utf-8"?>
+<ds:datastoreItem xmlns:ds="http://schemas.openxmlformats.org/officeDocument/2006/customXml" ds:itemID="{6EC64E02-2AB2-4B7F-AF13-347CF330145E}">
+  <ds:schemaRefs>
+    <ds:schemaRef ds:uri="http://schemas.openxmlformats.org/officeDocument/2006/bibliography"/>
+  </ds:schemaRefs>
+</ds:datastoreItem>
 </file>